--- a/ORCAD/Specifiche Per Il Routing.docx
+++ b/ORCAD/Specifiche Per Il Routing.docx
@@ -11,12 +11,696 @@
         <w:t>Descrizione</w:t>
       </w:r>
       <w:proofErr w:type="spellEnd"/>
-      <w:r>
-        <w:t xml:space="preserve"> Layout</w:t>
-      </w:r>
-    </w:p>
-    <w:p/>
-    <w:p/>
+    </w:p>
+    <w:p>
+      <w:pPr>
+        <w:rPr>
+          <w:lang w:val="it-IT"/>
+        </w:rPr>
+      </w:pPr>
+      <w:r>
+        <w:rPr>
+          <w:lang w:val="it-IT"/>
+        </w:rPr>
+        <w:t>La scheda in oggetto d</w:t>
+      </w:r>
+      <w:r>
+        <w:rPr>
+          <w:lang w:val="it-IT"/>
+        </w:rPr>
+        <w:t>eriva dalla PCB/05-190-3 dalla quale sono stati eliminati alcuni blocchi funzionali ed è stato utilizzato il nuovo controllore della famiglia SAME come tutte le schede ultimamente prodotte.</w:t>
+      </w:r>
+    </w:p>
+    <w:p>
+      <w:pPr>
+        <w:rPr>
+          <w:lang w:val="it-IT"/>
+        </w:rPr>
+      </w:pPr>
+      <w:r>
+        <w:rPr>
+          <w:lang w:val="it-IT"/>
+        </w:rPr>
+        <w:t xml:space="preserve">Nello sbroglio delle piste e sul piazzamento dei componenti bisognerà rigorosamente rispettare gli isolamenti imposti tra aree galvanicamente separate. </w:t>
+      </w:r>
+    </w:p>
+    <w:p>
+      <w:pPr>
+        <w:rPr>
+          <w:lang w:val="it-IT"/>
+        </w:rPr>
+      </w:pPr>
+      <w:r>
+        <w:rPr>
+          <w:lang w:val="it-IT"/>
+        </w:rPr>
+        <w:t>All’interno della scheda esistono le seguenti aree circuitali galvanicamente separate:</w:t>
+      </w:r>
+    </w:p>
+    <w:p>
+      <w:pPr>
+        <w:pStyle w:val="Paragrafoelenco"/>
+        <w:numPr>
+          <w:ilvl w:val="0"/>
+          <w:numId w:val="1"/>
+        </w:numPr>
+        <w:rPr>
+          <w:lang w:val="it-IT"/>
+        </w:rPr>
+      </w:pPr>
+      <w:r>
+        <w:rPr>
+          <w:lang w:val="it-IT"/>
+        </w:rPr>
+        <w:t>Area 24V: tale area fa ca</w:t>
+      </w:r>
+      <w:r>
+        <w:rPr>
+          <w:lang w:val="it-IT"/>
+        </w:rPr>
+        <w:t>po al Ground con label “0”. A tale area fanno capo:</w:t>
+      </w:r>
+    </w:p>
+    <w:p>
+      <w:pPr>
+        <w:pStyle w:val="Paragrafoelenco"/>
+        <w:numPr>
+          <w:ilvl w:val="1"/>
+          <w:numId w:val="1"/>
+        </w:numPr>
+        <w:rPr>
+          <w:lang w:val="it-IT"/>
+        </w:rPr>
+      </w:pPr>
+      <w:r>
+        <w:rPr>
+          <w:lang w:val="it-IT"/>
+        </w:rPr>
+        <w:t>Il 24VDC di alimentazione della scheda;</w:t>
+      </w:r>
+    </w:p>
+    <w:p>
+      <w:pPr>
+        <w:pStyle w:val="Paragrafoelenco"/>
+        <w:numPr>
+          <w:ilvl w:val="1"/>
+          <w:numId w:val="1"/>
+        </w:numPr>
+        <w:rPr>
+          <w:lang w:val="it-IT"/>
+        </w:rPr>
+      </w:pPr>
+      <w:r>
+        <w:rPr>
+          <w:lang w:val="it-IT"/>
+        </w:rPr>
+        <w:t>Le uscite verso lo starter (</w:t>
+      </w:r>
+      <w:proofErr w:type="spellStart"/>
+      <w:r>
+        <w:rPr>
+          <w:lang w:val="it-IT"/>
+        </w:rPr>
+        <w:t>conn</w:t>
+      </w:r>
+      <w:proofErr w:type="spellEnd"/>
+      <w:r>
+        <w:rPr>
+          <w:lang w:val="it-IT"/>
+        </w:rPr>
+        <w:t>. J11)</w:t>
+      </w:r>
+    </w:p>
+    <w:p>
+      <w:pPr>
+        <w:pStyle w:val="Paragrafoelenco"/>
+        <w:numPr>
+          <w:ilvl w:val="1"/>
+          <w:numId w:val="1"/>
+        </w:numPr>
+        <w:rPr>
+          <w:lang w:val="it-IT"/>
+        </w:rPr>
+      </w:pPr>
+      <w:r>
+        <w:rPr>
+          <w:lang w:val="it-IT"/>
+        </w:rPr>
+        <w:t>Le uscite verso L’interfaccia sincronismi (J12)</w:t>
+      </w:r>
+    </w:p>
+    <w:p>
+      <w:pPr>
+        <w:pStyle w:val="Paragrafoelenco"/>
+        <w:numPr>
+          <w:ilvl w:val="1"/>
+          <w:numId w:val="1"/>
+        </w:numPr>
+        <w:rPr>
+          <w:lang w:val="it-IT"/>
+        </w:rPr>
+      </w:pPr>
+      <w:r>
+        <w:rPr>
+          <w:lang w:val="it-IT"/>
+        </w:rPr>
+        <w:t>L’uscita del CAN-BUS.</w:t>
+      </w:r>
+    </w:p>
+    <w:p>
+      <w:pPr>
+        <w:pStyle w:val="Paragrafoelenco"/>
+        <w:numPr>
+          <w:ilvl w:val="0"/>
+          <w:numId w:val="1"/>
+        </w:numPr>
+        <w:rPr>
+          <w:lang w:val="it-IT"/>
+        </w:rPr>
+      </w:pPr>
+      <w:r>
+        <w:rPr>
+          <w:lang w:val="it-IT"/>
+        </w:rPr>
+        <w:t xml:space="preserve">Area Microcontrollore: tale area fa capo al Ground con label “GND”. A quest’area attiene tutta la sezione di comando e lettura verso le aree attorno ad essa. </w:t>
+      </w:r>
+    </w:p>
+    <w:p>
+      <w:pPr>
+        <w:pStyle w:val="Paragrafoelenco"/>
+        <w:numPr>
+          <w:ilvl w:val="0"/>
+          <w:numId w:val="1"/>
+        </w:numPr>
+        <w:rPr>
+          <w:lang w:val="it-IT"/>
+        </w:rPr>
+      </w:pPr>
+      <w:r>
+        <w:rPr>
+          <w:lang w:val="it-IT"/>
+        </w:rPr>
+        <w:t xml:space="preserve">Area </w:t>
+      </w:r>
+      <w:proofErr w:type="spellStart"/>
+      <w:r>
+        <w:rPr>
+          <w:lang w:val="it-IT"/>
+        </w:rPr>
+        <w:t>Masmetro</w:t>
+      </w:r>
+      <w:proofErr w:type="spellEnd"/>
+      <w:r>
+        <w:rPr>
+          <w:lang w:val="it-IT"/>
+        </w:rPr>
+        <w:t xml:space="preserve">: </w:t>
+      </w:r>
+      <w:r>
+        <w:rPr>
+          <w:lang w:val="it-IT"/>
+        </w:rPr>
+        <w:t>tale area fa capo al Ground con label “</w:t>
+      </w:r>
+      <w:proofErr w:type="spellStart"/>
+      <w:r>
+        <w:rPr>
+          <w:lang w:val="it-IT"/>
+        </w:rPr>
+        <w:t>GND</w:t>
+      </w:r>
+      <w:r>
+        <w:rPr>
+          <w:lang w:val="it-IT"/>
+        </w:rPr>
+        <w:t>_mAs</w:t>
+      </w:r>
+      <w:proofErr w:type="spellEnd"/>
+      <w:r>
+        <w:rPr>
+          <w:lang w:val="it-IT"/>
+        </w:rPr>
+        <w:t>”.</w:t>
+      </w:r>
+      <w:r>
+        <w:rPr>
+          <w:lang w:val="it-IT"/>
+        </w:rPr>
+        <w:t xml:space="preserve"> A quest’area </w:t>
+      </w:r>
+      <w:r>
+        <w:rPr>
+          <w:lang w:val="it-IT"/>
+        </w:rPr>
+        <w:t xml:space="preserve">appartengono tutti i componenti della sezione </w:t>
+      </w:r>
+      <w:proofErr w:type="spellStart"/>
+      <w:r>
+        <w:rPr>
+          <w:lang w:val="it-IT"/>
+        </w:rPr>
+        <w:t>mAsmetro</w:t>
+      </w:r>
+      <w:proofErr w:type="spellEnd"/>
+      <w:r>
+        <w:rPr>
+          <w:lang w:val="it-IT"/>
+        </w:rPr>
+        <w:t>.</w:t>
+      </w:r>
+    </w:p>
+    <w:p>
+      <w:pPr>
+        <w:pStyle w:val="Paragrafoelenco"/>
+        <w:numPr>
+          <w:ilvl w:val="0"/>
+          <w:numId w:val="1"/>
+        </w:numPr>
+        <w:rPr>
+          <w:lang w:val="it-IT"/>
+        </w:rPr>
+      </w:pPr>
+      <w:r>
+        <w:rPr>
+          <w:lang w:val="it-IT"/>
+        </w:rPr>
+        <w:t>Area HV: a tale area isolate apparte</w:t>
+      </w:r>
+      <w:r>
+        <w:rPr>
+          <w:lang w:val="it-IT"/>
+        </w:rPr>
+        <w:t>ngono due zone di massa, “GND_HV” e “GND_HV1”. Tali zone sono unite a stella per ragioni funzionali (riduzione rumore da commutazione) ma non sono zone fra loro isolate galvanicamente.</w:t>
+      </w:r>
+    </w:p>
+    <w:p>
+      <w:pPr>
+        <w:rPr>
+          <w:lang w:val="it-IT"/>
+        </w:rPr>
+      </w:pPr>
+    </w:p>
+    <w:p>
+      <w:pPr>
+        <w:rPr>
+          <w:lang w:val="it-IT"/>
+        </w:rPr>
+      </w:pPr>
+      <w:r>
+        <w:rPr>
+          <w:lang w:val="it-IT"/>
+        </w:rPr>
+        <w:t xml:space="preserve">Le piste e i componenti adiacente di aree isolate, reciprocamente, devono garantire un distanziamento minimo di 8mm, eventualmente rinforzabili con setti di 2 mm. </w:t>
+      </w:r>
+    </w:p>
+    <w:p>
+      <w:pPr>
+        <w:rPr>
+          <w:lang w:val="it-IT"/>
+        </w:rPr>
+      </w:pPr>
+      <w:r>
+        <w:rPr>
+          <w:lang w:val="it-IT"/>
+        </w:rPr>
+        <w:t>Tali setti inoltre devono obbligatoriamente essere inseriti al di sotto dei componenti di isolamento:</w:t>
+      </w:r>
+    </w:p>
+    <w:p>
+      <w:pPr>
+        <w:pStyle w:val="Paragrafoelenco"/>
+        <w:numPr>
+          <w:ilvl w:val="0"/>
+          <w:numId w:val="1"/>
+        </w:numPr>
+        <w:rPr>
+          <w:lang w:val="it-IT"/>
+        </w:rPr>
+      </w:pPr>
+      <w:r>
+        <w:rPr>
+          <w:lang w:val="it-IT"/>
+        </w:rPr>
+        <w:t>U3, U21, U22, U</w:t>
+      </w:r>
+      <w:proofErr w:type="gramStart"/>
+      <w:r>
+        <w:rPr>
+          <w:lang w:val="it-IT"/>
+        </w:rPr>
+        <w:t>19,U11,U</w:t>
+      </w:r>
+      <w:proofErr w:type="gramEnd"/>
+      <w:r>
+        <w:rPr>
+          <w:lang w:val="it-IT"/>
+        </w:rPr>
+        <w:t>5, U</w:t>
+      </w:r>
+      <w:proofErr w:type="gramStart"/>
+      <w:r>
+        <w:rPr>
+          <w:lang w:val="it-IT"/>
+        </w:rPr>
+        <w:t>7,U26,U24,U</w:t>
+      </w:r>
+      <w:proofErr w:type="gramEnd"/>
+      <w:r>
+        <w:rPr>
+          <w:lang w:val="it-IT"/>
+        </w:rPr>
+        <w:t>1, U</w:t>
+      </w:r>
+      <w:proofErr w:type="gramStart"/>
+      <w:r>
+        <w:rPr>
+          <w:lang w:val="it-IT"/>
+        </w:rPr>
+        <w:t>49,U50,U51,U52,U53,U54,U44,U45,U46,U47,U48,U32,U34,U</w:t>
+      </w:r>
+      <w:proofErr w:type="gramEnd"/>
+      <w:r>
+        <w:rPr>
+          <w:lang w:val="it-IT"/>
+        </w:rPr>
+        <w:t>30.</w:t>
+      </w:r>
+    </w:p>
+    <w:p>
+      <w:pPr>
+        <w:rPr>
+          <w:lang w:val="it-IT"/>
+        </w:rPr>
+      </w:pPr>
+    </w:p>
+    <w:p>
+      <w:pPr>
+        <w:rPr>
+          <w:lang w:val="it-IT"/>
+        </w:rPr>
+      </w:pPr>
+      <w:r>
+        <w:rPr>
+          <w:lang w:val="it-IT"/>
+        </w:rPr>
+        <w:t xml:space="preserve">Il piazzamento si predilige sul lato componenti: tuttavia, a torto collo, potrà essere effettuato anche sul lato piste se il piazzamento o il </w:t>
+      </w:r>
+      <w:proofErr w:type="spellStart"/>
+      <w:r>
+        <w:rPr>
+          <w:lang w:val="it-IT"/>
+        </w:rPr>
+        <w:t>routing</w:t>
+      </w:r>
+      <w:proofErr w:type="spellEnd"/>
+      <w:r>
+        <w:rPr>
+          <w:lang w:val="it-IT"/>
+        </w:rPr>
+        <w:t xml:space="preserve"> dovesse essere critico, considerando il requisito di isolamento imposto.</w:t>
+      </w:r>
+    </w:p>
+    <w:p>
+      <w:pPr>
+        <w:rPr>
+          <w:lang w:val="it-IT"/>
+        </w:rPr>
+      </w:pPr>
+      <w:r>
+        <w:rPr>
+          <w:lang w:val="it-IT"/>
+        </w:rPr>
+        <w:t xml:space="preserve">La scheda dovrà essere sviluppata su </w:t>
+      </w:r>
+      <w:proofErr w:type="gramStart"/>
+      <w:r>
+        <w:rPr>
+          <w:lang w:val="it-IT"/>
+        </w:rPr>
+        <w:t>4</w:t>
+      </w:r>
+      <w:proofErr w:type="gramEnd"/>
+      <w:r>
+        <w:rPr>
+          <w:lang w:val="it-IT"/>
+        </w:rPr>
+        <w:t xml:space="preserve"> strati: eventualmente l’isolamento potrà essere garantito anche tracciando piste su </w:t>
+      </w:r>
+      <w:proofErr w:type="spellStart"/>
+      <w:r>
+        <w:rPr>
+          <w:lang w:val="it-IT"/>
+        </w:rPr>
+        <w:t>Layers</w:t>
+      </w:r>
+      <w:proofErr w:type="spellEnd"/>
+      <w:r>
+        <w:rPr>
+          <w:lang w:val="it-IT"/>
+        </w:rPr>
+        <w:t xml:space="preserve"> differenti.</w:t>
+      </w:r>
+      <w:r>
+        <w:rPr>
+          <w:lang w:val="it-IT"/>
+        </w:rPr>
+        <w:t xml:space="preserve"> </w:t>
+      </w:r>
+    </w:p>
+    <w:p>
+      <w:pPr>
+        <w:pStyle w:val="Titolo2"/>
+        <w:rPr>
+          <w:lang w:val="it-IT"/>
+        </w:rPr>
+      </w:pPr>
+      <w:r>
+        <w:rPr>
+          <w:lang w:val="it-IT"/>
+        </w:rPr>
+        <w:lastRenderedPageBreak/>
+        <w:t>Parti Circuitali Derivate Da PCB 05/190</w:t>
+      </w:r>
+    </w:p>
+    <w:p>
+      <w:pPr>
+        <w:rPr>
+          <w:lang w:val="it-IT"/>
+        </w:rPr>
+      </w:pPr>
+      <w:r>
+        <w:rPr>
+          <w:lang w:val="it-IT"/>
+        </w:rPr>
+        <w:t xml:space="preserve">Allo scopo di riutilizzare quanto già fatto (e che funziona) si suggerisce di </w:t>
+      </w:r>
+      <w:r>
+        <w:rPr>
+          <w:lang w:val="it-IT"/>
+        </w:rPr>
+        <w:t>ispirarsi al</w:t>
+      </w:r>
+      <w:r>
+        <w:rPr>
+          <w:lang w:val="it-IT"/>
+        </w:rPr>
+        <w:t xml:space="preserve"> </w:t>
+      </w:r>
+      <w:proofErr w:type="spellStart"/>
+      <w:r>
+        <w:rPr>
+          <w:lang w:val="it-IT"/>
+        </w:rPr>
+        <w:t>routing</w:t>
+      </w:r>
+      <w:proofErr w:type="spellEnd"/>
+      <w:r>
+        <w:rPr>
+          <w:lang w:val="it-IT"/>
+        </w:rPr>
+        <w:t xml:space="preserve"> della PCB190 per i componenti che attengono a UC3841 e PULSES</w:t>
+      </w:r>
+      <w:r>
+        <w:rPr>
+          <w:lang w:val="it-IT"/>
+        </w:rPr>
+        <w:t xml:space="preserve">, compreso anche la posizione dei connettori (facilmente identificabili tra le due schede anche se con </w:t>
+      </w:r>
+      <w:proofErr w:type="spellStart"/>
+      <w:r>
+        <w:rPr>
+          <w:lang w:val="it-IT"/>
+        </w:rPr>
+        <w:t>references</w:t>
+      </w:r>
+      <w:proofErr w:type="spellEnd"/>
+      <w:r>
+        <w:rPr>
+          <w:lang w:val="it-IT"/>
+        </w:rPr>
+        <w:t xml:space="preserve"> differenti)</w:t>
+      </w:r>
+    </w:p>
+    <w:p>
+      <w:pPr>
+        <w:rPr>
+          <w:lang w:val="it-IT"/>
+        </w:rPr>
+      </w:pPr>
+    </w:p>
+    <w:p>
+      <w:pPr>
+        <w:pStyle w:val="Titolo2"/>
+        <w:rPr>
+          <w:lang w:val="it-IT"/>
+        </w:rPr>
+      </w:pPr>
+      <w:r>
+        <w:rPr>
+          <w:lang w:val="it-IT"/>
+        </w:rPr>
+        <w:t>Dimensioni</w:t>
+      </w:r>
+    </w:p>
+    <w:p>
+      <w:pPr>
+        <w:rPr>
+          <w:lang w:val="it-IT"/>
+        </w:rPr>
+      </w:pPr>
+      <w:r>
+        <w:rPr>
+          <w:lang w:val="it-IT"/>
+        </w:rPr>
+        <w:t>La Scheda come punto di partenza dovrebbe essere alta 15cm (come la PCB190) e larga fino a J14 della PCB190, ora diventato J5.</w:t>
+      </w:r>
+    </w:p>
+    <w:p>
+      <w:pPr>
+        <w:rPr>
+          <w:lang w:val="it-IT"/>
+        </w:rPr>
+      </w:pPr>
+    </w:p>
+    <w:p>
+      <w:pPr>
+        <w:rPr>
+          <w:lang w:val="it-IT"/>
+        </w:rPr>
+      </w:pPr>
+      <w:r>
+        <w:rPr>
+          <w:lang w:val="it-IT"/>
+        </w:rPr>
+        <w:br w:type="page"/>
+      </w:r>
+    </w:p>
+    <w:p>
+      <w:pPr>
+        <w:pStyle w:val="Titolo2"/>
+        <w:rPr>
+          <w:noProof/>
+          <w:lang w:val="it-IT"/>
+        </w:rPr>
+      </w:pPr>
+      <w:r>
+        <w:rPr>
+          <w:noProof/>
+          <w:lang w:val="it-IT"/>
+        </w:rPr>
+        <w:lastRenderedPageBreak/>
+        <w:t xml:space="preserve">Piazzamento Suggerito </w:t>
+      </w:r>
+    </w:p>
+    <w:p>
+      <w:pPr>
+        <w:rPr>
+          <w:lang w:val="it-IT"/>
+        </w:rPr>
+      </w:pPr>
+    </w:p>
+    <w:p>
+      <w:pPr>
+        <w:rPr>
+          <w:lang w:val="it-IT"/>
+        </w:rPr>
+      </w:pPr>
+      <w:r>
+        <w:rPr>
+          <w:noProof/>
+          <w:lang w:val="it-IT"/>
+        </w:rPr>
+        <w:drawing>
+          <wp:inline distT="0" distB="0" distL="0" distR="0" wp14:anchorId="0B59C1E2" wp14:editId="60E7BDF9">
+            <wp:extent cx="5932805" cy="5245100"/>
+            <wp:effectExtent l="0" t="0" r="0" b="0"/>
+            <wp:docPr id="154408052" name="Immagine 1"/>
+            <wp:cNvGraphicFramePr>
+              <a:graphicFrameLocks xmlns:a="http://schemas.openxmlformats.org/drawingml/2006/main" noChangeAspect="1"/>
+            </wp:cNvGraphicFramePr>
+            <a:graphic xmlns:a="http://schemas.openxmlformats.org/drawingml/2006/main">
+              <a:graphicData uri="http://schemas.openxmlformats.org/drawingml/2006/picture">
+                <pic:pic xmlns:pic="http://schemas.openxmlformats.org/drawingml/2006/picture">
+                  <pic:nvPicPr>
+                    <pic:cNvPr id="0" name="Picture 1"/>
+                    <pic:cNvPicPr>
+                      <a:picLocks noChangeAspect="1" noChangeArrowheads="1"/>
+                    </pic:cNvPicPr>
+                  </pic:nvPicPr>
+                  <pic:blipFill>
+                    <a:blip r:embed="rId5">
+                      <a:extLst>
+                        <a:ext uri="{28A0092B-C50C-407E-A947-70E740481C1C}">
+                          <a14:useLocalDpi xmlns:a14="http://schemas.microsoft.com/office/drawing/2010/main" val="0"/>
+                        </a:ext>
+                      </a:extLst>
+                    </a:blip>
+                    <a:srcRect/>
+                    <a:stretch>
+                      <a:fillRect/>
+                    </a:stretch>
+                  </pic:blipFill>
+                  <pic:spPr bwMode="auto">
+                    <a:xfrm>
+                      <a:off x="0" y="0"/>
+                      <a:ext cx="5932805" cy="5245100"/>
+                    </a:xfrm>
+                    <a:prstGeom prst="rect">
+                      <a:avLst/>
+                    </a:prstGeom>
+                    <a:noFill/>
+                    <a:ln>
+                      <a:noFill/>
+                    </a:ln>
+                  </pic:spPr>
+                </pic:pic>
+              </a:graphicData>
+            </a:graphic>
+          </wp:inline>
+        </w:drawing>
+      </w:r>
+    </w:p>
+    <w:p>
+      <w:pPr>
+        <w:rPr>
+          <w:lang w:val="it-IT"/>
+        </w:rPr>
+      </w:pPr>
+    </w:p>
+    <w:p>
+      <w:pPr>
+        <w:rPr>
+          <w:lang w:val="it-IT"/>
+        </w:rPr>
+      </w:pPr>
+    </w:p>
+    <w:p>
+      <w:pPr>
+        <w:rPr>
+          <w:lang w:val="it-IT"/>
+        </w:rPr>
+      </w:pPr>
+    </w:p>
     <w:sectPr>
       <w:pgSz w:w="12240" w:h="15840"/>
       <w:pgMar w:top="1440" w:right="1440" w:bottom="1440" w:left="1440" w:header="720" w:footer="720" w:gutter="0"/>
@@ -25,6 +709,126 @@
     </w:sectPr>
   </w:body>
 </w:document>
+</file>
+
+<file path=word/numbering.xml><?xml version="1.0" encoding="utf-8"?>
+<w:numbering xmlns:wpc="http://schemas.microsoft.com/office/word/2010/wordprocessingCanvas" xmlns:cx="http://schemas.microsoft.com/office/drawing/2014/chartex" xmlns:cx1="http://schemas.microsoft.com/office/drawing/2015/9/8/chartex" xmlns:cx2="http://schemas.microsoft.com/office/drawing/2015/10/21/chartex" xmlns:cx3="http://schemas.microsoft.com/office/drawing/2016/5/9/chartex" xmlns:cx4="http://schemas.microsoft.com/office/drawing/2016/5/10/chartex" xmlns:cx5="http://schemas.microsoft.com/office/drawing/2016/5/11/chartex" xmlns:cx6="http://schemas.microsoft.com/office/drawing/2016/5/12/chartex" xmlns:cx7="http://schemas.microsoft.com/office/drawing/2016/5/13/chartex" xmlns:cx8="http://schemas.microsoft.com/office/drawing/2016/5/14/chartex" xmlns:mc="http://schemas.openxmlformats.org/markup-compatibility/2006" xmlns:aink="http://schemas.microsoft.com/office/drawing/2016/ink" xmlns:am3d="http://schemas.microsoft.com/office/drawing/2017/model3d" xmlns:o="urn:schemas-microsoft-com:office:office" xmlns:oel="http://schemas.microsoft.com/office/2019/extlst" xmlns:r="http://schemas.openxmlformats.org/officeDocument/2006/relationships" xmlns:m="http://schemas.openxmlformats.org/officeDocument/2006/math" xmlns:v="urn:schemas-microsoft-com:vml" xmlns:wp14="http://schemas.microsoft.com/office/word/2010/wordprocessingDrawing" xmlns:wp="http://schemas.openxmlformats.org/drawingml/2006/wordprocessingDrawing" xmlns:w10="urn:schemas-microsoft-com:office:word" xmlns:w="http://schemas.openxmlformats.org/wordprocessingml/2006/main" xmlns:w14="http://schemas.microsoft.com/office/word/2010/wordml" xmlns:w15="http://schemas.microsoft.com/office/word/2012/wordml" xmlns:w16cex="http://schemas.microsoft.com/office/word/2018/wordml/cex" xmlns:w16cid="http://schemas.microsoft.com/office/word/2016/wordml/cid" xmlns:w16="http://schemas.microsoft.com/office/word/2018/wordml" xmlns:w16du="http://schemas.microsoft.com/office/word/2023/wordml/word16du" xmlns:w16sdtdh="http://schemas.microsoft.com/office/word/2020/wordml/sdtdatahash" xmlns:w16sdtfl="http://schemas.microsoft.com/office/word/2024/wordml/sdtformatlock" xmlns:w16se="http://schemas.microsoft.com/office/word/2015/wordml/symex" xmlns:wpg="http://schemas.microsoft.com/office/word/2010/wordprocessingGroup" xmlns:wpi="http://schemas.microsoft.com/office/word/2010/wordprocessingInk" xmlns:wne="http://schemas.microsoft.com/office/word/2006/wordml" xmlns:wps="http://schemas.microsoft.com/office/word/2010/wordprocessingShape" mc:Ignorable="w14 w15 w16se w16cid w16 w16cex w16sdtdh w16sdtfl w16du wp14">
+  <w:abstractNum w:abstractNumId="0" w15:restartNumberingAfterBreak="0">
+    <w:nsid w:val="45DA6E80"/>
+    <w:multiLevelType w:val="hybridMultilevel"/>
+    <w:tmpl w:val="CAB28872"/>
+    <w:lvl w:ilvl="0" w:tplc="A82E735A">
+      <w:numFmt w:val="bullet"/>
+      <w:lvlText w:val="-"/>
+      <w:lvlJc w:val="left"/>
+      <w:pPr>
+        <w:ind w:left="720" w:hanging="360"/>
+      </w:pPr>
+      <w:rPr>
+        <w:rFonts w:ascii="Aptos" w:eastAsiaTheme="minorHAnsi" w:hAnsi="Aptos" w:cstheme="minorBidi" w:hint="default"/>
+      </w:rPr>
+    </w:lvl>
+    <w:lvl w:ilvl="1" w:tplc="04100003">
+      <w:start w:val="1"/>
+      <w:numFmt w:val="bullet"/>
+      <w:lvlText w:val="o"/>
+      <w:lvlJc w:val="left"/>
+      <w:pPr>
+        <w:ind w:left="1440" w:hanging="360"/>
+      </w:pPr>
+      <w:rPr>
+        <w:rFonts w:ascii="Courier New" w:hAnsi="Courier New" w:cs="Courier New" w:hint="default"/>
+      </w:rPr>
+    </w:lvl>
+    <w:lvl w:ilvl="2" w:tplc="04100005" w:tentative="1">
+      <w:start w:val="1"/>
+      <w:numFmt w:val="bullet"/>
+      <w:lvlText w:val=""/>
+      <w:lvlJc w:val="left"/>
+      <w:pPr>
+        <w:ind w:left="2160" w:hanging="360"/>
+      </w:pPr>
+      <w:rPr>
+        <w:rFonts w:ascii="Wingdings" w:hAnsi="Wingdings" w:hint="default"/>
+      </w:rPr>
+    </w:lvl>
+    <w:lvl w:ilvl="3" w:tplc="04100001" w:tentative="1">
+      <w:start w:val="1"/>
+      <w:numFmt w:val="bullet"/>
+      <w:lvlText w:val=""/>
+      <w:lvlJc w:val="left"/>
+      <w:pPr>
+        <w:ind w:left="2880" w:hanging="360"/>
+      </w:pPr>
+      <w:rPr>
+        <w:rFonts w:ascii="Symbol" w:hAnsi="Symbol" w:hint="default"/>
+      </w:rPr>
+    </w:lvl>
+    <w:lvl w:ilvl="4" w:tplc="04100003" w:tentative="1">
+      <w:start w:val="1"/>
+      <w:numFmt w:val="bullet"/>
+      <w:lvlText w:val="o"/>
+      <w:lvlJc w:val="left"/>
+      <w:pPr>
+        <w:ind w:left="3600" w:hanging="360"/>
+      </w:pPr>
+      <w:rPr>
+        <w:rFonts w:ascii="Courier New" w:hAnsi="Courier New" w:cs="Courier New" w:hint="default"/>
+      </w:rPr>
+    </w:lvl>
+    <w:lvl w:ilvl="5" w:tplc="04100005" w:tentative="1">
+      <w:start w:val="1"/>
+      <w:numFmt w:val="bullet"/>
+      <w:lvlText w:val=""/>
+      <w:lvlJc w:val="left"/>
+      <w:pPr>
+        <w:ind w:left="4320" w:hanging="360"/>
+      </w:pPr>
+      <w:rPr>
+        <w:rFonts w:ascii="Wingdings" w:hAnsi="Wingdings" w:hint="default"/>
+      </w:rPr>
+    </w:lvl>
+    <w:lvl w:ilvl="6" w:tplc="04100001" w:tentative="1">
+      <w:start w:val="1"/>
+      <w:numFmt w:val="bullet"/>
+      <w:lvlText w:val=""/>
+      <w:lvlJc w:val="left"/>
+      <w:pPr>
+        <w:ind w:left="5040" w:hanging="360"/>
+      </w:pPr>
+      <w:rPr>
+        <w:rFonts w:ascii="Symbol" w:hAnsi="Symbol" w:hint="default"/>
+      </w:rPr>
+    </w:lvl>
+    <w:lvl w:ilvl="7" w:tplc="04100003" w:tentative="1">
+      <w:start w:val="1"/>
+      <w:numFmt w:val="bullet"/>
+      <w:lvlText w:val="o"/>
+      <w:lvlJc w:val="left"/>
+      <w:pPr>
+        <w:ind w:left="5760" w:hanging="360"/>
+      </w:pPr>
+      <w:rPr>
+        <w:rFonts w:ascii="Courier New" w:hAnsi="Courier New" w:cs="Courier New" w:hint="default"/>
+      </w:rPr>
+    </w:lvl>
+    <w:lvl w:ilvl="8" w:tplc="04100005" w:tentative="1">
+      <w:start w:val="1"/>
+      <w:numFmt w:val="bullet"/>
+      <w:lvlText w:val=""/>
+      <w:lvlJc w:val="left"/>
+      <w:pPr>
+        <w:ind w:left="6480" w:hanging="360"/>
+      </w:pPr>
+      <w:rPr>
+        <w:rFonts w:ascii="Wingdings" w:hAnsi="Wingdings" w:hint="default"/>
+      </w:rPr>
+    </w:lvl>
+  </w:abstractNum>
+  <w:num w:numId="1" w16cid:durableId="2095852658">
+    <w:abstractNumId w:val="0"/>
+  </w:num>
+</w:numbering>
 </file>
 
 <file path=word/styles.xml><?xml version="1.0" encoding="utf-8"?>

--- a/ORCAD/Specifiche Per Il Routing.docx
+++ b/ORCAD/Specifiche Per Il Routing.docx
@@ -5,12 +5,16 @@
     <w:p>
       <w:pPr>
         <w:pStyle w:val="Titolo2"/>
-      </w:pPr>
-      <w:proofErr w:type="spellStart"/>
-      <w:r>
+        <w:rPr>
+          <w:lang w:val="it-IT"/>
+        </w:rPr>
+      </w:pPr>
+      <w:r>
+        <w:rPr>
+          <w:lang w:val="it-IT"/>
+        </w:rPr>
         <w:t>Descrizione</w:t>
       </w:r>
-      <w:proofErr w:type="spellEnd"/>
     </w:p>
     <w:p>
       <w:pPr>
@@ -114,21 +118,7 @@
         <w:rPr>
           <w:lang w:val="it-IT"/>
         </w:rPr>
-        <w:t>Le uscite verso lo starter (</w:t>
-      </w:r>
-      <w:proofErr w:type="spellStart"/>
-      <w:r>
-        <w:rPr>
-          <w:lang w:val="it-IT"/>
-        </w:rPr>
-        <w:t>conn</w:t>
-      </w:r>
-      <w:proofErr w:type="spellEnd"/>
-      <w:r>
-        <w:rPr>
-          <w:lang w:val="it-IT"/>
-        </w:rPr>
-        <w:t>. J11)</w:t>
+        <w:t>Le uscite verso lo starter (conn. J11)</w:t>
       </w:r>
     </w:p>
     <w:p>
@@ -200,73 +190,13 @@
         <w:rPr>
           <w:lang w:val="it-IT"/>
         </w:rPr>
-        <w:t xml:space="preserve">Area </w:t>
-      </w:r>
-      <w:proofErr w:type="spellStart"/>
-      <w:r>
-        <w:rPr>
-          <w:lang w:val="it-IT"/>
-        </w:rPr>
-        <w:t>Masmetro</w:t>
-      </w:r>
-      <w:proofErr w:type="spellEnd"/>
-      <w:r>
-        <w:rPr>
-          <w:lang w:val="it-IT"/>
-        </w:rPr>
-        <w:t xml:space="preserve">: </w:t>
-      </w:r>
-      <w:r>
-        <w:rPr>
-          <w:lang w:val="it-IT"/>
-        </w:rPr>
-        <w:t>tale area fa capo al Ground con label “</w:t>
-      </w:r>
-      <w:proofErr w:type="spellStart"/>
-      <w:r>
-        <w:rPr>
-          <w:lang w:val="it-IT"/>
-        </w:rPr>
-        <w:t>GND</w:t>
-      </w:r>
-      <w:r>
-        <w:rPr>
-          <w:lang w:val="it-IT"/>
-        </w:rPr>
-        <w:t>_mAs</w:t>
-      </w:r>
-      <w:proofErr w:type="spellEnd"/>
-      <w:r>
-        <w:rPr>
-          <w:lang w:val="it-IT"/>
-        </w:rPr>
-        <w:t>”.</w:t>
-      </w:r>
-      <w:r>
-        <w:rPr>
-          <w:lang w:val="it-IT"/>
-        </w:rPr>
-        <w:t xml:space="preserve"> A quest’area </w:t>
-      </w:r>
-      <w:r>
-        <w:rPr>
-          <w:lang w:val="it-IT"/>
-        </w:rPr>
-        <w:t xml:space="preserve">appartengono tutti i componenti della sezione </w:t>
-      </w:r>
-      <w:proofErr w:type="spellStart"/>
-      <w:r>
-        <w:rPr>
-          <w:lang w:val="it-IT"/>
-        </w:rPr>
-        <w:t>mAsmetro</w:t>
-      </w:r>
-      <w:proofErr w:type="spellEnd"/>
-      <w:r>
-        <w:rPr>
-          <w:lang w:val="it-IT"/>
-        </w:rPr>
-        <w:t>.</w:t>
+        <w:t xml:space="preserve">Area Masmetro: tale area fa capo al Ground con label “GND_mAs”. A quest’area </w:t>
+      </w:r>
+      <w:r>
+        <w:rPr>
+          <w:lang w:val="it-IT"/>
+        </w:rPr>
+        <w:t>appartengono tutti i componenti della sezione mAsmetro.</w:t>
       </w:r>
     </w:p>
     <w:p>
@@ -341,124 +271,40 @@
         <w:rPr>
           <w:lang w:val="it-IT"/>
         </w:rPr>
-        <w:t>U3, U21, U22, U</w:t>
-      </w:r>
-      <w:proofErr w:type="gramStart"/>
-      <w:r>
-        <w:rPr>
-          <w:lang w:val="it-IT"/>
-        </w:rPr>
-        <w:t>19,U11,U</w:t>
-      </w:r>
-      <w:proofErr w:type="gramEnd"/>
-      <w:r>
-        <w:rPr>
-          <w:lang w:val="it-IT"/>
-        </w:rPr>
-        <w:t>5, U</w:t>
-      </w:r>
-      <w:proofErr w:type="gramStart"/>
-      <w:r>
-        <w:rPr>
-          <w:lang w:val="it-IT"/>
-        </w:rPr>
-        <w:t>7,U26,U24,U</w:t>
-      </w:r>
-      <w:proofErr w:type="gramEnd"/>
-      <w:r>
-        <w:rPr>
-          <w:lang w:val="it-IT"/>
-        </w:rPr>
-        <w:t>1, U</w:t>
-      </w:r>
-      <w:proofErr w:type="gramStart"/>
-      <w:r>
-        <w:rPr>
-          <w:lang w:val="it-IT"/>
-        </w:rPr>
-        <w:t>49,U50,U51,U52,U53,U54,U44,U45,U46,U47,U48,U32,U34,U</w:t>
-      </w:r>
-      <w:proofErr w:type="gramEnd"/>
-      <w:r>
-        <w:rPr>
-          <w:lang w:val="it-IT"/>
-        </w:rPr>
-        <w:t>30.</w:t>
-      </w:r>
-    </w:p>
-    <w:p>
-      <w:pPr>
-        <w:rPr>
-          <w:lang w:val="it-IT"/>
-        </w:rPr>
-      </w:pPr>
-    </w:p>
-    <w:p>
-      <w:pPr>
-        <w:rPr>
-          <w:lang w:val="it-IT"/>
-        </w:rPr>
-      </w:pPr>
-      <w:r>
-        <w:rPr>
-          <w:lang w:val="it-IT"/>
-        </w:rPr>
-        <w:t xml:space="preserve">Il piazzamento si predilige sul lato componenti: tuttavia, a torto collo, potrà essere effettuato anche sul lato piste se il piazzamento o il </w:t>
-      </w:r>
-      <w:proofErr w:type="spellStart"/>
-      <w:r>
-        <w:rPr>
-          <w:lang w:val="it-IT"/>
-        </w:rPr>
-        <w:t>routing</w:t>
-      </w:r>
-      <w:proofErr w:type="spellEnd"/>
-      <w:r>
-        <w:rPr>
-          <w:lang w:val="it-IT"/>
-        </w:rPr>
-        <w:t xml:space="preserve"> dovesse essere critico, considerando il requisito di isolamento imposto.</w:t>
-      </w:r>
-    </w:p>
-    <w:p>
-      <w:pPr>
-        <w:rPr>
-          <w:lang w:val="it-IT"/>
-        </w:rPr>
-      </w:pPr>
-      <w:r>
-        <w:rPr>
-          <w:lang w:val="it-IT"/>
-        </w:rPr>
-        <w:t xml:space="preserve">La scheda dovrà essere sviluppata su </w:t>
-      </w:r>
-      <w:proofErr w:type="gramStart"/>
-      <w:r>
-        <w:rPr>
-          <w:lang w:val="it-IT"/>
-        </w:rPr>
-        <w:t>4</w:t>
-      </w:r>
-      <w:proofErr w:type="gramEnd"/>
-      <w:r>
-        <w:rPr>
-          <w:lang w:val="it-IT"/>
-        </w:rPr>
-        <w:t xml:space="preserve"> strati: eventualmente l’isolamento potrà essere garantito anche tracciando piste su </w:t>
-      </w:r>
-      <w:proofErr w:type="spellStart"/>
-      <w:r>
-        <w:rPr>
-          <w:lang w:val="it-IT"/>
-        </w:rPr>
-        <w:t>Layers</w:t>
-      </w:r>
-      <w:proofErr w:type="spellEnd"/>
-      <w:r>
-        <w:rPr>
-          <w:lang w:val="it-IT"/>
-        </w:rPr>
-        <w:t xml:space="preserve"> differenti.</w:t>
+        <w:t>U3, U21, U22, U19,U11,U5, U7,U26,U24,U1, U49,U50,U51,U52,U53,U54,U44,U45,U46,U47,U48,U32,U34,U30.</w:t>
+      </w:r>
+    </w:p>
+    <w:p>
+      <w:pPr>
+        <w:rPr>
+          <w:lang w:val="it-IT"/>
+        </w:rPr>
+      </w:pPr>
+    </w:p>
+    <w:p>
+      <w:pPr>
+        <w:rPr>
+          <w:lang w:val="it-IT"/>
+        </w:rPr>
+      </w:pPr>
+      <w:r>
+        <w:rPr>
+          <w:lang w:val="it-IT"/>
+        </w:rPr>
+        <w:t>Il piazzamento si predilige sul lato componenti: tuttavia, a torto collo, potrà essere effettuato anche sul lato piste se il piazzamento o il routing dovesse essere critico, considerando il requisito di isolamento imposto.</w:t>
+      </w:r>
+    </w:p>
+    <w:p>
+      <w:pPr>
+        <w:rPr>
+          <w:lang w:val="it-IT"/>
+        </w:rPr>
+      </w:pPr>
+      <w:r>
+        <w:rPr>
+          <w:lang w:val="it-IT"/>
+        </w:rPr>
+        <w:t>La scheda dovrà essere sviluppata su 4 strati: eventualmente l’isolamento potrà essere garantito anche tracciando piste su Layers differenti.</w:t>
       </w:r>
       <w:r>
         <w:rPr>
@@ -504,41 +350,13 @@
         <w:rPr>
           <w:lang w:val="it-IT"/>
         </w:rPr>
-        <w:t xml:space="preserve"> </w:t>
-      </w:r>
-      <w:proofErr w:type="spellStart"/>
-      <w:r>
-        <w:rPr>
-          <w:lang w:val="it-IT"/>
-        </w:rPr>
-        <w:t>routing</w:t>
-      </w:r>
-      <w:proofErr w:type="spellEnd"/>
-      <w:r>
-        <w:rPr>
-          <w:lang w:val="it-IT"/>
-        </w:rPr>
-        <w:t xml:space="preserve"> della PCB190 per i componenti che attengono a UC3841 e PULSES</w:t>
-      </w:r>
-      <w:r>
-        <w:rPr>
-          <w:lang w:val="it-IT"/>
-        </w:rPr>
-        <w:t xml:space="preserve">, compreso anche la posizione dei connettori (facilmente identificabili tra le due schede anche se con </w:t>
-      </w:r>
-      <w:proofErr w:type="spellStart"/>
-      <w:r>
-        <w:rPr>
-          <w:lang w:val="it-IT"/>
-        </w:rPr>
-        <w:t>references</w:t>
-      </w:r>
-      <w:proofErr w:type="spellEnd"/>
-      <w:r>
-        <w:rPr>
-          <w:lang w:val="it-IT"/>
-        </w:rPr>
-        <w:t xml:space="preserve"> differenti)</w:t>
+        <w:t xml:space="preserve"> routing della PCB190 per i componenti che attengono a UC3841 e PULSES</w:t>
+      </w:r>
+      <w:r>
+        <w:rPr>
+          <w:lang w:val="it-IT"/>
+        </w:rPr>
+        <w:t>, compreso anche la posizione dei connettori (facilmente identificabili tra le due schede anche se con references differenti)</w:t>
       </w:r>
     </w:p>
     <w:p>
@@ -631,10 +449,10 @@
           <w:lang w:val="it-IT"/>
         </w:rPr>
         <w:drawing>
-          <wp:inline distT="0" distB="0" distL="0" distR="0" wp14:anchorId="0B59C1E2" wp14:editId="60E7BDF9">
-            <wp:extent cx="5932805" cy="5245100"/>
-            <wp:effectExtent l="0" t="0" r="0" b="0"/>
-            <wp:docPr id="154408052" name="Immagine 1"/>
+          <wp:inline distT="0" distB="0" distL="0" distR="0" wp14:anchorId="5A2FC626" wp14:editId="24E53C4A">
+            <wp:extent cx="5934710" cy="5227320"/>
+            <wp:effectExtent l="0" t="0" r="8890" b="0"/>
+            <wp:docPr id="47118606" name="Immagine 1"/>
             <wp:cNvGraphicFramePr>
               <a:graphicFrameLocks xmlns:a="http://schemas.openxmlformats.org/drawingml/2006/main" noChangeAspect="1"/>
             </wp:cNvGraphicFramePr>
@@ -663,7 +481,7 @@
                   <pic:spPr bwMode="auto">
                     <a:xfrm>
                       <a:off x="0" y="0"/>
-                      <a:ext cx="5932805" cy="5245100"/>
+                      <a:ext cx="5934710" cy="5227320"/>
                     </a:xfrm>
                     <a:prstGeom prst="rect">
                       <a:avLst/>
@@ -693,6 +511,12 @@
           <w:lang w:val="it-IT"/>
         </w:rPr>
       </w:pPr>
+      <w:r>
+        <w:rPr>
+          <w:lang w:val="it-IT"/>
+        </w:rPr>
+        <w:t>ATTENZIONE:  i fori di fissaggio devono essere isolati con 8mm di guardia rispetto  a tutte le piste.</w:t>
+      </w:r>
     </w:p>
     <w:p>
       <w:pPr>

--- a/ORCAD/Specifiche Per Il Routing.docx
+++ b/ORCAD/Specifiche Per Il Routing.docx
@@ -449,10 +449,10 @@
           <w:lang w:val="it-IT"/>
         </w:rPr>
         <w:drawing>
-          <wp:inline distT="0" distB="0" distL="0" distR="0" wp14:anchorId="5A2FC626" wp14:editId="24E53C4A">
-            <wp:extent cx="5934710" cy="5227320"/>
-            <wp:effectExtent l="0" t="0" r="8890" b="0"/>
-            <wp:docPr id="47118606" name="Immagine 1"/>
+          <wp:inline distT="0" distB="0" distL="0" distR="0" wp14:anchorId="6CE56459" wp14:editId="4F501617">
+            <wp:extent cx="5943600" cy="5969635"/>
+            <wp:effectExtent l="0" t="0" r="0" b="0"/>
+            <wp:docPr id="1909365922" name="Immagine 1"/>
             <wp:cNvGraphicFramePr>
               <a:graphicFrameLocks xmlns:a="http://schemas.openxmlformats.org/drawingml/2006/main" noChangeAspect="1"/>
             </wp:cNvGraphicFramePr>
@@ -481,7 +481,7 @@
                   <pic:spPr bwMode="auto">
                     <a:xfrm>
                       <a:off x="0" y="0"/>
-                      <a:ext cx="5934710" cy="5227320"/>
+                      <a:ext cx="5943600" cy="5969635"/>
                     </a:xfrm>
                     <a:prstGeom prst="rect">
                       <a:avLst/>
